--- a/docx/word/02_轴承寿命预测与故障诊断系统_技术预研报告_zyj.docx
+++ b/docx/word/02_轴承寿命预测与故障诊断系统_技术预研报告_zyj.docx
@@ -185,7 +185,7 @@
         <w:pStyle w:val="BodyText"/>
       </w:pPr>
       <w:r>
-        <w:t xml:space="preserve">当前代码采用 Python 3.11、uv 包管理和 PyTorch 2.10 依赖范围。源码物理路径为</w:t>
+        <w:t xml:space="preserve">当前代码采用 Python 3.11、uv 包管理和 PyTorch 2.10 依赖范围。系统通过</w:t>
       </w:r>
       <w:r>
         <w:t xml:space="preserve"> </w:t>
@@ -194,10 +194,13 @@
         <w:rPr>
           <w:rStyle w:val="VerbatimChar"/>
         </w:rPr>
-        <w:t xml:space="preserve">src/USTC/SSE/BearingPrediction</w:t>
-      </w:r>
-      <w:r>
-        <w:t xml:space="preserve">，示例和 Notebook 中推荐通过</w:t>
+        <w:t xml:space="preserve">phm</w:t>
+      </w:r>
+      <w:r>
+        <w:t xml:space="preserve"> </w:t>
+      </w:r>
+      <w:r>
+        <w:t xml:space="preserve">命令运行分析、训练和 benchmark，示例代码推荐通过</w:t>
       </w:r>
       <w:r>
         <w:t xml:space="preserve"> </w:t>
@@ -421,7 +424,7 @@
         <w:t xml:space="preserve"> </w:t>
       </w:r>
       <w:r>
-        <w:t xml:space="preserve">建立稳定入口。这样可以避免把大体积数据打进课程交付包，同时保证 Notebook 和测试脚本使用一致路径。</w:t>
+        <w:t xml:space="preserve">建立稳定入口。这样可以避免把大体积数据打进课程交付包，同时保证 CLI、示例和测试脚本使用一致路径。</w:t>
       </w:r>
     </w:p>
     <w:bookmarkEnd w:id="21"/>
